--- a/docs/12-copy-all-languages.docx
+++ b/docs/12-copy-all-languages.docx
@@ -5900,13 +5900,13 @@
         <w:br/>
       </w:r>
       <w:r>
-        <w:t xml:space="preserve">FR — —</w:t>
-      </w:r>
-      <w:r>
-        <w:br/>
-      </w:r>
-      <w:r>
-        <w:t xml:space="preserve">ES — —</w:t>
+        <w:t xml:space="preserve">FR — Étagères voûtées du bureau boutique, vases en pierre et lumière chaleureuse</w:t>
+      </w:r>
+      <w:r>
+        <w:br/>
+      </w:r>
+      <w:r>
+        <w:t xml:space="preserve">ES — Estanterías arqueadas de la oficina boutique con jarrones de piedra y luz cálida</w:t>
       </w:r>
     </w:p>
     <w:p>
@@ -5933,13 +5933,13 @@
         <w:br/>
       </w:r>
       <w:r>
-        <w:t xml:space="preserve">FR — —</w:t>
-      </w:r>
-      <w:r>
-        <w:br/>
-      </w:r>
-      <w:r>
-        <w:t xml:space="preserve">ES — —</w:t>
+        <w:t xml:space="preserve">FR — Bibliothèque avec livres de droit et plans d’architecture, évoquant l’héritage et la vision</w:t>
+      </w:r>
+      <w:r>
+        <w:br/>
+      </w:r>
+      <w:r>
+        <w:t xml:space="preserve">ES — Biblioteca con libros de derecho y planos de arquitectura que representan legado y visión</w:t>
       </w:r>
     </w:p>
     <w:p>
@@ -5966,13 +5966,13 @@
         <w:br/>
       </w:r>
       <w:r>
-        <w:t xml:space="preserve">FR — —</w:t>
-      </w:r>
-      <w:r>
-        <w:br/>
-      </w:r>
-      <w:r>
-        <w:t xml:space="preserve">ES — —</w:t>
+        <w:t xml:space="preserve">FR — Centro de Divulgación Musical del Mediterráneo</w:t>
+      </w:r>
+      <w:r>
+        <w:br/>
+      </w:r>
+      <w:r>
+        <w:t xml:space="preserve">ES — Centro de Divulgación Musical del Mediterráneo</w:t>
       </w:r>
     </w:p>
     <w:bookmarkEnd w:id="44"/>
@@ -8855,13 +8855,13 @@
         <w:br/>
       </w:r>
       <w:r>
-        <w:t xml:space="preserve">FR — Limestone hallway with law books opening to sea terrace</w:t>
-      </w:r>
-      <w:r>
-        <w:br/>
-      </w:r>
-      <w:r>
-        <w:t xml:space="preserve">ES — Limestone hallway with law books opening to sea terrace</w:t>
+        <w:t xml:space="preserve">FR — Couloir en pierre calcaire avec livres de droit ouvrant sur une terrasse face à la mer</w:t>
+      </w:r>
+      <w:r>
+        <w:br/>
+      </w:r>
+      <w:r>
+        <w:t xml:space="preserve">ES — Pasillo de piedra caliza con libros de derecho que se abre a una terraza frente al mar</w:t>
       </w:r>
     </w:p>
     <w:p>
@@ -9130,13 +9130,13 @@
         <w:br/>
       </w:r>
       <w:r>
-        <w:t xml:space="preserve">FR — Terrace with olive tree overlooking the sea</w:t>
-      </w:r>
-      <w:r>
-        <w:br/>
-      </w:r>
-      <w:r>
-        <w:t xml:space="preserve">ES — Terrace with olive tree overlooking the sea</w:t>
+        <w:t xml:space="preserve">FR — Terrasse avec olivier surplombant la mer</w:t>
+      </w:r>
+      <w:r>
+        <w:br/>
+      </w:r>
+      <w:r>
+        <w:t xml:space="preserve">ES — Terraza con olivo con vistas al mar</w:t>
       </w:r>
     </w:p>
     <w:p>
@@ -9674,13 +9674,13 @@
         <w:br/>
       </w:r>
       <w:r>
-        <w:t xml:space="preserve">FR — Silver suitcase in a cream stone corridor</w:t>
-      </w:r>
-      <w:r>
-        <w:br/>
-      </w:r>
-      <w:r>
-        <w:t xml:space="preserve">ES — Silver suitcase in a cream stone corridor</w:t>
+        <w:t xml:space="preserve">FR — Valise en argent dans un couloir en pierre claire</w:t>
+      </w:r>
+      <w:r>
+        <w:br/>
+      </w:r>
+      <w:r>
+        <w:t xml:space="preserve">ES — Maleta plateada en un pasillo de piedra clara</w:t>
       </w:r>
     </w:p>
     <w:bookmarkEnd w:id="65"/>
@@ -9816,13 +9816,13 @@
         <w:br/>
       </w:r>
       <w:r>
-        <w:t xml:space="preserve">FR — Private pool terrace with loungers and a bay view</w:t>
-      </w:r>
-      <w:r>
-        <w:br/>
-      </w:r>
-      <w:r>
-        <w:t xml:space="preserve">ES — Private pool terrace with loungers and a bay view</w:t>
+        <w:t xml:space="preserve">FR — Terrasse privée avec piscine, chaises longues et vue sur la baie</w:t>
+      </w:r>
+      <w:r>
+        <w:br/>
+      </w:r>
+      <w:r>
+        <w:t xml:space="preserve">ES — Terraza privada con piscina, tumbonas y vistas a la bahía</w:t>
       </w:r>
     </w:p>
     <w:bookmarkEnd w:id="66"/>
@@ -9958,13 +9958,13 @@
         <w:br/>
       </w:r>
       <w:r>
-        <w:t xml:space="preserve">FR — Architect table with blueprints and stone samples in a limestone villa under renovation</w:t>
-      </w:r>
-      <w:r>
-        <w:br/>
-      </w:r>
-      <w:r>
-        <w:t xml:space="preserve">ES — Architect table with blueprints and stone samples in a limestone villa under renovation</w:t>
+        <w:t xml:space="preserve">FR — Table d’architecte avec plans et échantillons de pierre dans une villa en pierre calcaire en cours de rénovation</w:t>
+      </w:r>
+      <w:r>
+        <w:br/>
+      </w:r>
+      <w:r>
+        <w:t xml:space="preserve">ES — Mesa de arquitecto con planos y muestras de piedra en una villa de piedra caliza en reforma</w:t>
       </w:r>
     </w:p>
     <w:bookmarkEnd w:id="67"/>
@@ -10100,13 +10100,13 @@
         <w:br/>
       </w:r>
       <w:r>
-        <w:t xml:space="preserve">FR — Golf lake at Villa Padierna, Marbella</w:t>
-      </w:r>
-      <w:r>
-        <w:br/>
-      </w:r>
-      <w:r>
-        <w:t xml:space="preserve">ES — Golf lake at Villa Padierna, Marbella</w:t>
+        <w:t xml:space="preserve">FR — Lac du golf de Villa Padierna, Marbella</w:t>
+      </w:r>
+      <w:r>
+        <w:br/>
+      </w:r>
+      <w:r>
+        <w:t xml:space="preserve">ES — Lago del golf de Villa Padierna, Marbella</w:t>
       </w:r>
     </w:p>
     <w:p>
@@ -10929,109 +10929,35 @@
           <w:b/>
           <w:bCs/>
         </w:rPr>
-        <w:t xml:space="preserve">French (FR) — 3 text(s)</w:t>
-      </w:r>
-    </w:p>
-    <w:p>
-      <w:pPr>
-        <w:pStyle w:val="Compact"/>
-        <w:numPr>
-          <w:ilvl w:val="0"/>
-          <w:numId w:val="1002"/>
-        </w:numPr>
-      </w:pPr>
-      <w:r>
-        <w:rPr>
-          <w:rStyle w:val="VerbatimChar"/>
-        </w:rPr>
-        <w:t xml:space="preserve">about.alts.hero</w:t>
-      </w:r>
-    </w:p>
-    <w:p>
-      <w:pPr>
-        <w:pStyle w:val="Compact"/>
-        <w:numPr>
-          <w:ilvl w:val="0"/>
-          <w:numId w:val="1002"/>
-        </w:numPr>
-      </w:pPr>
-      <w:r>
-        <w:rPr>
-          <w:rStyle w:val="VerbatimChar"/>
-        </w:rPr>
-        <w:t xml:space="preserve">about.alts.legacy</w:t>
-      </w:r>
-    </w:p>
-    <w:p>
-      <w:pPr>
-        <w:pStyle w:val="Compact"/>
-        <w:numPr>
-          <w:ilvl w:val="0"/>
-          <w:numId w:val="1002"/>
-        </w:numPr>
-      </w:pPr>
-      <w:r>
-        <w:rPr>
-          <w:rStyle w:val="VerbatimChar"/>
-        </w:rPr>
-        <w:t xml:space="preserve">about.alts.culture</w:t>
-      </w:r>
-    </w:p>
-    <w:p>
-      <w:pPr>
-        <w:pStyle w:val="FirstParagraph"/>
-      </w:pPr>
-      <w:r>
-        <w:rPr>
-          <w:b/>
-          <w:bCs/>
-        </w:rPr>
-        <w:t xml:space="preserve">Spanish (ES) — 3 text(s)</w:t>
-      </w:r>
-    </w:p>
-    <w:p>
-      <w:pPr>
-        <w:pStyle w:val="Compact"/>
-        <w:numPr>
-          <w:ilvl w:val="0"/>
-          <w:numId w:val="1003"/>
-        </w:numPr>
-      </w:pPr>
-      <w:r>
-        <w:rPr>
-          <w:rStyle w:val="VerbatimChar"/>
-        </w:rPr>
-        <w:t xml:space="preserve">about.alts.hero</w:t>
-      </w:r>
-    </w:p>
-    <w:p>
-      <w:pPr>
-        <w:pStyle w:val="Compact"/>
-        <w:numPr>
-          <w:ilvl w:val="0"/>
-          <w:numId w:val="1003"/>
-        </w:numPr>
-      </w:pPr>
-      <w:r>
-        <w:rPr>
-          <w:rStyle w:val="VerbatimChar"/>
-        </w:rPr>
-        <w:t xml:space="preserve">about.alts.legacy</w:t>
-      </w:r>
-    </w:p>
-    <w:p>
-      <w:pPr>
-        <w:pStyle w:val="Compact"/>
-        <w:numPr>
-          <w:ilvl w:val="0"/>
-          <w:numId w:val="1003"/>
-        </w:numPr>
-      </w:pPr>
-      <w:r>
-        <w:rPr>
-          <w:rStyle w:val="VerbatimChar"/>
-        </w:rPr>
-        <w:t xml:space="preserve">about.alts.culture</w:t>
+        <w:t xml:space="preserve">French (FR) — 0 text(s)</w:t>
+      </w:r>
+    </w:p>
+    <w:p>
+      <w:pPr>
+        <w:pStyle w:val="BodyText"/>
+      </w:pPr>
+      <w:r>
+        <w:t xml:space="preserve">— none, all translated.</w:t>
+      </w:r>
+    </w:p>
+    <w:p>
+      <w:pPr>
+        <w:pStyle w:val="BodyText"/>
+      </w:pPr>
+      <w:r>
+        <w:rPr>
+          <w:b/>
+          <w:bCs/>
+        </w:rPr>
+        <w:t xml:space="preserve">Spanish (ES) — 0 text(s)</w:t>
+      </w:r>
+    </w:p>
+    <w:p>
+      <w:pPr>
+        <w:pStyle w:val="BodyText"/>
+      </w:pPr>
+      <w:r>
+        <w:t xml:space="preserve">— none, all translated.</w:t>
       </w:r>
     </w:p>
     <w:bookmarkEnd w:id="70"/>
@@ -11221,12 +11147,6 @@
     <w:abstractNumId w:val="990"/>
   </w:num>
   <w:num w:numId="1001">
-    <w:abstractNumId w:val="991"/>
-  </w:num>
-  <w:num w:numId="1002">
-    <w:abstractNumId w:val="991"/>
-  </w:num>
-  <w:num w:numId="1003">
     <w:abstractNumId w:val="991"/>
   </w:num>
 </w:numbering>

--- a/docs/12-copy-all-languages.docx
+++ b/docs/12-copy-all-languages.docx
@@ -396,633 +396,6 @@
         <w:t xml:space="preserve">ES — Nosotros</w:t>
       </w:r>
     </w:p>
-    <w:p>
-      <w:pPr>
-        <w:pStyle w:val="BodyText"/>
-      </w:pPr>
-      <w:r>
-        <w:rPr>
-          <w:rStyle w:val="VerbatimChar"/>
-          <w:b/>
-          <w:bCs/>
-        </w:rPr>
-        <w:t xml:space="preserve">nav.label.inquire</w:t>
-      </w:r>
-    </w:p>
-    <w:p>
-      <w:pPr>
-        <w:pStyle w:val="BodyText"/>
-      </w:pPr>
-      <w:r>
-        <w:t xml:space="preserve">EN — Inquire</w:t>
-      </w:r>
-      <w:r>
-        <w:br/>
-      </w:r>
-      <w:r>
-        <w:t xml:space="preserve">FR — Nous contacter</w:t>
-      </w:r>
-      <w:r>
-        <w:br/>
-      </w:r>
-      <w:r>
-        <w:t xml:space="preserve">ES — Contacto</w:t>
-      </w:r>
-    </w:p>
-    <w:p>
-      <w:pPr>
-        <w:pStyle w:val="BodyText"/>
-      </w:pPr>
-      <w:r>
-        <w:rPr>
-          <w:rStyle w:val="VerbatimChar"/>
-          <w:b/>
-          <w:bCs/>
-        </w:rPr>
-        <w:t xml:space="preserve">nav.children.buying</w:t>
-      </w:r>
-    </w:p>
-    <w:p>
-      <w:pPr>
-        <w:pStyle w:val="BodyText"/>
-      </w:pPr>
-      <w:r>
-        <w:t xml:space="preserve">EN — Buying</w:t>
-      </w:r>
-      <w:r>
-        <w:br/>
-      </w:r>
-      <w:r>
-        <w:t xml:space="preserve">FR — Achat</w:t>
-      </w:r>
-      <w:r>
-        <w:br/>
-      </w:r>
-      <w:r>
-        <w:t xml:space="preserve">ES — Compra</w:t>
-      </w:r>
-    </w:p>
-    <w:p>
-      <w:pPr>
-        <w:pStyle w:val="BodyText"/>
-      </w:pPr>
-      <w:r>
-        <w:rPr>
-          <w:rStyle w:val="VerbatimChar"/>
-          <w:b/>
-          <w:bCs/>
-        </w:rPr>
-        <w:t xml:space="preserve">nav.children.selling</w:t>
-      </w:r>
-    </w:p>
-    <w:p>
-      <w:pPr>
-        <w:pStyle w:val="BodyText"/>
-      </w:pPr>
-      <w:r>
-        <w:t xml:space="preserve">EN — Selling</w:t>
-      </w:r>
-      <w:r>
-        <w:br/>
-      </w:r>
-      <w:r>
-        <w:t xml:space="preserve">FR — Vente</w:t>
-      </w:r>
-      <w:r>
-        <w:br/>
-      </w:r>
-      <w:r>
-        <w:t xml:space="preserve">ES — Venta</w:t>
-      </w:r>
-    </w:p>
-    <w:p>
-      <w:pPr>
-        <w:pStyle w:val="BodyText"/>
-      </w:pPr>
-      <w:r>
-        <w:rPr>
-          <w:rStyle w:val="VerbatimChar"/>
-          <w:b/>
-          <w:bCs/>
-        </w:rPr>
-        <w:t xml:space="preserve">nav.children.privateSearch</w:t>
-      </w:r>
-    </w:p>
-    <w:p>
-      <w:pPr>
-        <w:pStyle w:val="BodyText"/>
-      </w:pPr>
-      <w:r>
-        <w:t xml:space="preserve">EN — Private Search</w:t>
-      </w:r>
-      <w:r>
-        <w:br/>
-      </w:r>
-      <w:r>
-        <w:t xml:space="preserve">FR — Recherche privée</w:t>
-      </w:r>
-      <w:r>
-        <w:br/>
-      </w:r>
-      <w:r>
-        <w:t xml:space="preserve">ES — Búsqueda privada</w:t>
-      </w:r>
-    </w:p>
-    <w:p>
-      <w:pPr>
-        <w:pStyle w:val="BodyText"/>
-      </w:pPr>
-      <w:r>
-        <w:rPr>
-          <w:rStyle w:val="VerbatimChar"/>
-          <w:b/>
-          <w:bCs/>
-        </w:rPr>
-        <w:t xml:space="preserve">nav.children.selectedResidences</w:t>
-      </w:r>
-    </w:p>
-    <w:p>
-      <w:pPr>
-        <w:pStyle w:val="BodyText"/>
-      </w:pPr>
-      <w:r>
-        <w:t xml:space="preserve">EN — Selected Residences</w:t>
-      </w:r>
-      <w:r>
-        <w:br/>
-      </w:r>
-      <w:r>
-        <w:t xml:space="preserve">FR — Résidences sélectionnées</w:t>
-      </w:r>
-      <w:r>
-        <w:br/>
-      </w:r>
-      <w:r>
-        <w:t xml:space="preserve">ES — Residencias seleccionadas</w:t>
-      </w:r>
-    </w:p>
-    <w:p>
-      <w:pPr>
-        <w:pStyle w:val="BodyText"/>
-      </w:pPr>
-      <w:r>
-        <w:rPr>
-          <w:rStyle w:val="VerbatimChar"/>
-          <w:b/>
-          <w:bCs/>
-        </w:rPr>
-        <w:t xml:space="preserve">nav.children.realEstate</w:t>
-      </w:r>
-    </w:p>
-    <w:p>
-      <w:pPr>
-        <w:pStyle w:val="BodyText"/>
-      </w:pPr>
-      <w:r>
-        <w:t xml:space="preserve">EN — Real Estate Law</w:t>
-      </w:r>
-      <w:r>
-        <w:br/>
-      </w:r>
-      <w:r>
-        <w:t xml:space="preserve">FR — Droit immobilier</w:t>
-      </w:r>
-      <w:r>
-        <w:br/>
-      </w:r>
-      <w:r>
-        <w:t xml:space="preserve">ES — Derecho inmobiliario</w:t>
-      </w:r>
-    </w:p>
-    <w:p>
-      <w:pPr>
-        <w:pStyle w:val="BodyText"/>
-      </w:pPr>
-      <w:r>
-        <w:rPr>
-          <w:rStyle w:val="VerbatimChar"/>
-          <w:b/>
-          <w:bCs/>
-        </w:rPr>
-        <w:t xml:space="preserve">nav.children.tax</w:t>
-      </w:r>
-    </w:p>
-    <w:p>
-      <w:pPr>
-        <w:pStyle w:val="BodyText"/>
-      </w:pPr>
-      <w:r>
-        <w:t xml:space="preserve">EN — Tax &amp; Structuring</w:t>
-      </w:r>
-      <w:r>
-        <w:br/>
-      </w:r>
-      <w:r>
-        <w:t xml:space="preserve">FR — Fiscalité &amp; structuration</w:t>
-      </w:r>
-      <w:r>
-        <w:br/>
-      </w:r>
-      <w:r>
-        <w:t xml:space="preserve">ES — Fiscalidad y estructuración</w:t>
-      </w:r>
-    </w:p>
-    <w:p>
-      <w:pPr>
-        <w:pStyle w:val="BodyText"/>
-      </w:pPr>
-      <w:r>
-        <w:rPr>
-          <w:rStyle w:val="VerbatimChar"/>
-          <w:b/>
-          <w:bCs/>
-        </w:rPr>
-        <w:t xml:space="preserve">nav.children.corporate</w:t>
-      </w:r>
-    </w:p>
-    <w:p>
-      <w:pPr>
-        <w:pStyle w:val="BodyText"/>
-      </w:pPr>
-      <w:r>
-        <w:t xml:space="preserve">EN — Corporate &amp; Investment</w:t>
-      </w:r>
-      <w:r>
-        <w:br/>
-      </w:r>
-      <w:r>
-        <w:t xml:space="preserve">FR — Droit des sociétés &amp; investissement</w:t>
-      </w:r>
-      <w:r>
-        <w:br/>
-      </w:r>
-      <w:r>
-        <w:t xml:space="preserve">ES — Derecho societario e inversión</w:t>
-      </w:r>
-    </w:p>
-    <w:p>
-      <w:pPr>
-        <w:pStyle w:val="BodyText"/>
-      </w:pPr>
-      <w:r>
-        <w:rPr>
-          <w:rStyle w:val="VerbatimChar"/>
-          <w:b/>
-          <w:bCs/>
-        </w:rPr>
-        <w:t xml:space="preserve">nav.children.residency</w:t>
-      </w:r>
-    </w:p>
-    <w:p>
-      <w:pPr>
-        <w:pStyle w:val="BodyText"/>
-      </w:pPr>
-      <w:r>
-        <w:t xml:space="preserve">EN — Residency &amp; Relocation</w:t>
-      </w:r>
-      <w:r>
-        <w:br/>
-      </w:r>
-      <w:r>
-        <w:t xml:space="preserve">FR — Résidence &amp; relocalisation</w:t>
-      </w:r>
-      <w:r>
-        <w:br/>
-      </w:r>
-      <w:r>
-        <w:t xml:space="preserve">ES — Residencia y reubicación</w:t>
-      </w:r>
-    </w:p>
-    <w:p>
-      <w:pPr>
-        <w:pStyle w:val="BodyText"/>
-      </w:pPr>
-      <w:r>
-        <w:rPr>
-          <w:rStyle w:val="VerbatimChar"/>
-          <w:b/>
-          <w:bCs/>
-        </w:rPr>
-        <w:t xml:space="preserve">nav.children.relocation</w:t>
-      </w:r>
-    </w:p>
-    <w:p>
-      <w:pPr>
-        <w:pStyle w:val="BodyText"/>
-      </w:pPr>
-      <w:r>
-        <w:t xml:space="preserve">EN — Relocation to Spain</w:t>
-      </w:r>
-      <w:r>
-        <w:br/>
-      </w:r>
-      <w:r>
-        <w:t xml:space="preserve">FR — Installation en Espagne</w:t>
-      </w:r>
-      <w:r>
-        <w:br/>
-      </w:r>
-      <w:r>
-        <w:t xml:space="preserve">ES — Reubicación en España</w:t>
-      </w:r>
-    </w:p>
-    <w:p>
-      <w:pPr>
-        <w:pStyle w:val="BodyText"/>
-      </w:pPr>
-      <w:r>
-        <w:rPr>
-          <w:rStyle w:val="VerbatimChar"/>
-          <w:b/>
-          <w:bCs/>
-        </w:rPr>
-        <w:t xml:space="preserve">nav.children.architecture</w:t>
-      </w:r>
-    </w:p>
-    <w:p>
-      <w:pPr>
-        <w:pStyle w:val="BodyText"/>
-      </w:pPr>
-      <w:r>
-        <w:t xml:space="preserve">EN — Architecture &amp; Renovation</w:t>
-      </w:r>
-      <w:r>
-        <w:br/>
-      </w:r>
-      <w:r>
-        <w:t xml:space="preserve">FR — Architecture &amp; rénovation</w:t>
-      </w:r>
-      <w:r>
-        <w:br/>
-      </w:r>
-      <w:r>
-        <w:t xml:space="preserve">ES — Arquitectura y reforma</w:t>
-      </w:r>
-    </w:p>
-    <w:p>
-      <w:pPr>
-        <w:pStyle w:val="BodyText"/>
-      </w:pPr>
-      <w:r>
-        <w:rPr>
-          <w:rStyle w:val="VerbatimChar"/>
-          <w:b/>
-          <w:bCs/>
-        </w:rPr>
-        <w:t xml:space="preserve">nav.children.homeManagement</w:t>
-      </w:r>
-    </w:p>
-    <w:p>
-      <w:pPr>
-        <w:pStyle w:val="BodyText"/>
-      </w:pPr>
-      <w:r>
-        <w:t xml:space="preserve">EN — Private Home Management</w:t>
-      </w:r>
-      <w:r>
-        <w:br/>
-      </w:r>
-      <w:r>
-        <w:t xml:space="preserve">FR — Gestion privée de résidence</w:t>
-      </w:r>
-      <w:r>
-        <w:br/>
-      </w:r>
-      <w:r>
-        <w:t xml:space="preserve">ES — Gestión privada del hogar</w:t>
-      </w:r>
-    </w:p>
-    <w:p>
-      <w:pPr>
-        <w:pStyle w:val="BodyText"/>
-      </w:pPr>
-      <w:r>
-        <w:rPr>
-          <w:rStyle w:val="VerbatimChar"/>
-          <w:b/>
-          <w:bCs/>
-        </w:rPr>
-        <w:t xml:space="preserve">nav.children.concierge</w:t>
-      </w:r>
-    </w:p>
-    <w:p>
-      <w:pPr>
-        <w:pStyle w:val="BodyText"/>
-      </w:pPr>
-      <w:r>
-        <w:t xml:space="preserve">EN — Concierge Services</w:t>
-      </w:r>
-      <w:r>
-        <w:br/>
-      </w:r>
-      <w:r>
-        <w:t xml:space="preserve">FR — Services de conciergerie</w:t>
-      </w:r>
-      <w:r>
-        <w:br/>
-      </w:r>
-      <w:r>
-        <w:t xml:space="preserve">ES — Servicios de concierge</w:t>
-      </w:r>
-    </w:p>
-    <w:p>
-      <w:pPr>
-        <w:pStyle w:val="BodyText"/>
-      </w:pPr>
-      <w:r>
-        <w:rPr>
-          <w:rStyle w:val="VerbatimChar"/>
-          <w:b/>
-          <w:bCs/>
-        </w:rPr>
-        <w:t xml:space="preserve">nav.children.golf</w:t>
-      </w:r>
-    </w:p>
-    <w:p>
-      <w:pPr>
-        <w:pStyle w:val="BodyText"/>
-      </w:pPr>
-      <w:r>
-        <w:t xml:space="preserve">EN — Golf</w:t>
-      </w:r>
-      <w:r>
-        <w:br/>
-      </w:r>
-      <w:r>
-        <w:t xml:space="preserve">FR — Golf</w:t>
-      </w:r>
-      <w:r>
-        <w:br/>
-      </w:r>
-      <w:r>
-        <w:t xml:space="preserve">ES — Golf</w:t>
-      </w:r>
-    </w:p>
-    <w:p>
-      <w:pPr>
-        <w:pStyle w:val="BodyText"/>
-      </w:pPr>
-      <w:r>
-        <w:rPr>
-          <w:rStyle w:val="VerbatimChar"/>
-          <w:b/>
-          <w:bCs/>
-        </w:rPr>
-        <w:t xml:space="preserve">nav.children.schools</w:t>
-      </w:r>
-    </w:p>
-    <w:p>
-      <w:pPr>
-        <w:pStyle w:val="BodyText"/>
-      </w:pPr>
-      <w:r>
-        <w:t xml:space="preserve">EN — Schools</w:t>
-      </w:r>
-      <w:r>
-        <w:br/>
-      </w:r>
-      <w:r>
-        <w:t xml:space="preserve">FR — Écoles</w:t>
-      </w:r>
-      <w:r>
-        <w:br/>
-      </w:r>
-      <w:r>
-        <w:t xml:space="preserve">ES — Colegios</w:t>
-      </w:r>
-    </w:p>
-    <w:p>
-      <w:pPr>
-        <w:pStyle w:val="BodyText"/>
-      </w:pPr>
-      <w:r>
-        <w:rPr>
-          <w:rStyle w:val="VerbatimChar"/>
-          <w:b/>
-          <w:bCs/>
-        </w:rPr>
-        <w:t xml:space="preserve">nav.children.destinations</w:t>
-      </w:r>
-    </w:p>
-    <w:p>
-      <w:pPr>
-        <w:pStyle w:val="BodyText"/>
-      </w:pPr>
-      <w:r>
-        <w:t xml:space="preserve">EN — Destinations</w:t>
-      </w:r>
-      <w:r>
-        <w:br/>
-      </w:r>
-      <w:r>
-        <w:t xml:space="preserve">FR — Destinations</w:t>
-      </w:r>
-      <w:r>
-        <w:br/>
-      </w:r>
-      <w:r>
-        <w:t xml:space="preserve">ES — Destinos</w:t>
-      </w:r>
-    </w:p>
-    <w:p>
-      <w:pPr>
-        <w:pStyle w:val="BodyText"/>
-      </w:pPr>
-      <w:r>
-        <w:rPr>
-          <w:rStyle w:val="VerbatimChar"/>
-          <w:b/>
-          <w:bCs/>
-        </w:rPr>
-        <w:t xml:space="preserve">nav.children.culture</w:t>
-      </w:r>
-    </w:p>
-    <w:p>
-      <w:pPr>
-        <w:pStyle w:val="BodyText"/>
-      </w:pPr>
-      <w:r>
-        <w:t xml:space="preserve">EN — Culture</w:t>
-      </w:r>
-      <w:r>
-        <w:br/>
-      </w:r>
-      <w:r>
-        <w:t xml:space="preserve">FR — Culture</w:t>
-      </w:r>
-      <w:r>
-        <w:br/>
-      </w:r>
-      <w:r>
-        <w:t xml:space="preserve">ES — Cultura</w:t>
-      </w:r>
-    </w:p>
-    <w:p>
-      <w:pPr>
-        <w:pStyle w:val="BodyText"/>
-      </w:pPr>
-      <w:r>
-        <w:rPr>
-          <w:rStyle w:val="VerbatimChar"/>
-          <w:b/>
-          <w:bCs/>
-        </w:rPr>
-        <w:t xml:space="preserve">nav.children.wellness</w:t>
-      </w:r>
-    </w:p>
-    <w:p>
-      <w:pPr>
-        <w:pStyle w:val="BodyText"/>
-      </w:pPr>
-      <w:r>
-        <w:t xml:space="preserve">EN — Wellness</w:t>
-      </w:r>
-      <w:r>
-        <w:br/>
-      </w:r>
-      <w:r>
-        <w:t xml:space="preserve">FR — Bien-être</w:t>
-      </w:r>
-      <w:r>
-        <w:br/>
-      </w:r>
-      <w:r>
-        <w:t xml:space="preserve">ES — Bienestar</w:t>
-      </w:r>
-    </w:p>
-    <w:p>
-      <w:pPr>
-        <w:pStyle w:val="BodyText"/>
-      </w:pPr>
-      <w:r>
-        <w:rPr>
-          <w:rStyle w:val="VerbatimChar"/>
-          <w:b/>
-          <w:bCs/>
-        </w:rPr>
-        <w:t xml:space="preserve">nav.children.about</w:t>
-      </w:r>
-    </w:p>
-    <w:p>
-      <w:pPr>
-        <w:pStyle w:val="BodyText"/>
-      </w:pPr>
-      <w:r>
-        <w:t xml:space="preserve">EN — About</w:t>
-      </w:r>
-      <w:r>
-        <w:br/>
-      </w:r>
-      <w:r>
-        <w:t xml:space="preserve">FR — À propos</w:t>
-      </w:r>
-      <w:r>
-        <w:br/>
-      </w:r>
-      <w:r>
-        <w:t xml:space="preserve">ES — Nosotros</w:t>
-      </w:r>
-    </w:p>
     <w:bookmarkEnd w:id="21"/>
     <w:bookmarkStart w:id="22" w:name="footer"/>
     <w:p>
@@ -1680,39 +1053,6 @@
           <w:b/>
           <w:bCs/>
         </w:rPr>
-        <w:t xml:space="preserve">ui.viewAllResidences</w:t>
-      </w:r>
-    </w:p>
-    <w:p>
-      <w:pPr>
-        <w:pStyle w:val="BodyText"/>
-      </w:pPr>
-      <w:r>
-        <w:t xml:space="preserve">EN — View all residences</w:t>
-      </w:r>
-      <w:r>
-        <w:br/>
-      </w:r>
-      <w:r>
-        <w:t xml:space="preserve">FR — Voir toutes les résidences</w:t>
-      </w:r>
-      <w:r>
-        <w:br/>
-      </w:r>
-      <w:r>
-        <w:t xml:space="preserve">ES — Ver todas las residencias</w:t>
-      </w:r>
-    </w:p>
-    <w:p>
-      <w:pPr>
-        <w:pStyle w:val="BodyText"/>
-      </w:pPr>
-      <w:r>
-        <w:rPr>
-          <w:rStyle w:val="VerbatimChar"/>
-          <w:b/>
-          <w:bCs/>
-        </w:rPr>
         <w:t xml:space="preserve">ui.viewResidence</w:t>
       </w:r>
     </w:p>
@@ -1746,39 +1086,6 @@
           <w:b/>
           <w:bCs/>
         </w:rPr>
-        <w:t xml:space="preserve">ui.learnMore</w:t>
-      </w:r>
-    </w:p>
-    <w:p>
-      <w:pPr>
-        <w:pStyle w:val="BodyText"/>
-      </w:pPr>
-      <w:r>
-        <w:t xml:space="preserve">EN — Learn more</w:t>
-      </w:r>
-      <w:r>
-        <w:br/>
-      </w:r>
-      <w:r>
-        <w:t xml:space="preserve">FR — En savoir plus</w:t>
-      </w:r>
-      <w:r>
-        <w:br/>
-      </w:r>
-      <w:r>
-        <w:t xml:space="preserve">ES — Saber más</w:t>
-      </w:r>
-    </w:p>
-    <w:p>
-      <w:pPr>
-        <w:pStyle w:val="BodyText"/>
-      </w:pPr>
-      <w:r>
-        <w:rPr>
-          <w:rStyle w:val="VerbatimChar"/>
-          <w:b/>
-          <w:bCs/>
-        </w:rPr>
         <w:t xml:space="preserve">ui.explore</w:t>
       </w:r>
     </w:p>
@@ -1833,72 +1140,6 @@
       </w:r>
       <w:r>
         <w:t xml:space="preserve">ES — Conocer al equipo</w:t>
-      </w:r>
-    </w:p>
-    <w:p>
-      <w:pPr>
-        <w:pStyle w:val="BodyText"/>
-      </w:pPr>
-      <w:r>
-        <w:rPr>
-          <w:rStyle w:val="VerbatimChar"/>
-          <w:b/>
-          <w:bCs/>
-        </w:rPr>
-        <w:t xml:space="preserve">ui.discuss</w:t>
-      </w:r>
-    </w:p>
-    <w:p>
-      <w:pPr>
-        <w:pStyle w:val="BodyText"/>
-      </w:pPr>
-      <w:r>
-        <w:t xml:space="preserve">EN — Discuss your needs</w:t>
-      </w:r>
-      <w:r>
-        <w:br/>
-      </w:r>
-      <w:r>
-        <w:t xml:space="preserve">FR — Échanger sur vos besoins</w:t>
-      </w:r>
-      <w:r>
-        <w:br/>
-      </w:r>
-      <w:r>
-        <w:t xml:space="preserve">ES — Háblenos de sus necesidades</w:t>
-      </w:r>
-    </w:p>
-    <w:p>
-      <w:pPr>
-        <w:pStyle w:val="BodyText"/>
-      </w:pPr>
-      <w:r>
-        <w:rPr>
-          <w:rStyle w:val="VerbatimChar"/>
-          <w:b/>
-          <w:bCs/>
-        </w:rPr>
-        <w:t xml:space="preserve">ui.submit</w:t>
-      </w:r>
-    </w:p>
-    <w:p>
-      <w:pPr>
-        <w:pStyle w:val="BodyText"/>
-      </w:pPr>
-      <w:r>
-        <w:t xml:space="preserve">EN — Submit enquiry</w:t>
-      </w:r>
-      <w:r>
-        <w:br/>
-      </w:r>
-      <w:r>
-        <w:t xml:space="preserve">FR — Envoyer la demande</w:t>
-      </w:r>
-      <w:r>
-        <w:br/>
-      </w:r>
-      <w:r>
-        <w:t xml:space="preserve">ES — Enviar consulta</w:t>
       </w:r>
     </w:p>
     <w:p>
@@ -2680,171 +1921,6 @@
           <w:b/>
           <w:bCs/>
         </w:rPr>
-        <w:t xml:space="preserve">form.errors.interest</w:t>
-      </w:r>
-    </w:p>
-    <w:p>
-      <w:pPr>
-        <w:pStyle w:val="BodyText"/>
-      </w:pPr>
-      <w:r>
-        <w:t xml:space="preserve">EN — Please select an area of interest.</w:t>
-      </w:r>
-      <w:r>
-        <w:br/>
-      </w:r>
-      <w:r>
-        <w:t xml:space="preserve">FR — Veuillez sélectionner un domaine.</w:t>
-      </w:r>
-      <w:r>
-        <w:br/>
-      </w:r>
-      <w:r>
-        <w:t xml:space="preserve">ES — Por favor, seleccione un área de interés.</w:t>
-      </w:r>
-    </w:p>
-    <w:p>
-      <w:pPr>
-        <w:pStyle w:val="BodyText"/>
-      </w:pPr>
-      <w:r>
-        <w:rPr>
-          <w:rStyle w:val="VerbatimChar"/>
-          <w:b/>
-          <w:bCs/>
-        </w:rPr>
-        <w:t xml:space="preserve">form.errors.fullName</w:t>
-      </w:r>
-    </w:p>
-    <w:p>
-      <w:pPr>
-        <w:pStyle w:val="BodyText"/>
-      </w:pPr>
-      <w:r>
-        <w:t xml:space="preserve">EN — Please tell us your name.</w:t>
-      </w:r>
-      <w:r>
-        <w:br/>
-      </w:r>
-      <w:r>
-        <w:t xml:space="preserve">FR — Veuillez nous indiquer votre nom.</w:t>
-      </w:r>
-      <w:r>
-        <w:br/>
-      </w:r>
-      <w:r>
-        <w:t xml:space="preserve">ES — Por favor, indíquenos su nombre.</w:t>
-      </w:r>
-    </w:p>
-    <w:p>
-      <w:pPr>
-        <w:pStyle w:val="BodyText"/>
-      </w:pPr>
-      <w:r>
-        <w:rPr>
-          <w:rStyle w:val="VerbatimChar"/>
-          <w:b/>
-          <w:bCs/>
-        </w:rPr>
-        <w:t xml:space="preserve">form.errors.email</w:t>
-      </w:r>
-    </w:p>
-    <w:p>
-      <w:pPr>
-        <w:pStyle w:val="BodyText"/>
-      </w:pPr>
-      <w:r>
-        <w:t xml:space="preserve">EN — Please enter a valid email address.</w:t>
-      </w:r>
-      <w:r>
-        <w:br/>
-      </w:r>
-      <w:r>
-        <w:t xml:space="preserve">FR — Veuillez saisir une adresse e-mail valide.</w:t>
-      </w:r>
-      <w:r>
-        <w:br/>
-      </w:r>
-      <w:r>
-        <w:t xml:space="preserve">ES — Por favor, introduzca una dirección de correo electrónico válida.</w:t>
-      </w:r>
-    </w:p>
-    <w:p>
-      <w:pPr>
-        <w:pStyle w:val="BodyText"/>
-      </w:pPr>
-      <w:r>
-        <w:rPr>
-          <w:rStyle w:val="VerbatimChar"/>
-          <w:b/>
-          <w:bCs/>
-        </w:rPr>
-        <w:t xml:space="preserve">form.errors.consent</w:t>
-      </w:r>
-    </w:p>
-    <w:p>
-      <w:pPr>
-        <w:pStyle w:val="BodyText"/>
-      </w:pPr>
-      <w:r>
-        <w:t xml:space="preserve">EN — We need your consent to contact you.</w:t>
-      </w:r>
-      <w:r>
-        <w:br/>
-      </w:r>
-      <w:r>
-        <w:t xml:space="preserve">FR — Votre consentement est requis pour vous contacter.</w:t>
-      </w:r>
-      <w:r>
-        <w:br/>
-      </w:r>
-      <w:r>
-        <w:t xml:space="preserve">ES — Necesitamos su consentimiento para contactarle.</w:t>
-      </w:r>
-    </w:p>
-    <w:p>
-      <w:pPr>
-        <w:pStyle w:val="BodyText"/>
-      </w:pPr>
-      <w:r>
-        <w:rPr>
-          <w:rStyle w:val="VerbatimChar"/>
-          <w:b/>
-          <w:bCs/>
-        </w:rPr>
-        <w:t xml:space="preserve">form.hero.eyebrow</w:t>
-      </w:r>
-    </w:p>
-    <w:p>
-      <w:pPr>
-        <w:pStyle w:val="BodyText"/>
-      </w:pPr>
-      <w:r>
-        <w:t xml:space="preserve">EN — Enquire</w:t>
-      </w:r>
-      <w:r>
-        <w:br/>
-      </w:r>
-      <w:r>
-        <w:t xml:space="preserve">FR — Demande</w:t>
-      </w:r>
-      <w:r>
-        <w:br/>
-      </w:r>
-      <w:r>
-        <w:t xml:space="preserve">ES — Consulta</w:t>
-      </w:r>
-    </w:p>
-    <w:p>
-      <w:pPr>
-        <w:pStyle w:val="BodyText"/>
-      </w:pPr>
-      <w:r>
-        <w:rPr>
-          <w:rStyle w:val="VerbatimChar"/>
-          <w:b/>
-          <w:bCs/>
-        </w:rPr>
         <w:t xml:space="preserve">form.hero.title</w:t>
       </w:r>
     </w:p>
@@ -2866,72 +1942,6 @@
       </w:r>
       <w:r>
         <w:t xml:space="preserve">ES — ¿Cómo podemos ayudarle?</w:t>
-      </w:r>
-    </w:p>
-    <w:p>
-      <w:pPr>
-        <w:pStyle w:val="BodyText"/>
-      </w:pPr>
-      <w:r>
-        <w:rPr>
-          <w:rStyle w:val="VerbatimChar"/>
-          <w:b/>
-          <w:bCs/>
-        </w:rPr>
-        <w:t xml:space="preserve">form.hero.body</w:t>
-      </w:r>
-    </w:p>
-    <w:p>
-      <w:pPr>
-        <w:pStyle w:val="BodyText"/>
-      </w:pPr>
-      <w:r>
-        <w:t xml:space="preserve">EN — We understand that every situation is unique. Please share a few details about your enquiry and a member of our team will be in touch.</w:t>
-      </w:r>
-      <w:r>
-        <w:br/>
-      </w:r>
-      <w:r>
-        <w:t xml:space="preserve">FR — Nous savons que chaque situation est unique. Merci de nous communiquer quelques informations sur votre demande ; un membre de notre équipe prendra contact avec vous.</w:t>
-      </w:r>
-      <w:r>
-        <w:br/>
-      </w:r>
-      <w:r>
-        <w:t xml:space="preserve">ES — Entendemos que cada situación es única. Comparta con nosotros algunos detalles sobre su consulta y un miembro de nuestro equipo se pondrá en contacto con usted.</w:t>
-      </w:r>
-    </w:p>
-    <w:p>
-      <w:pPr>
-        <w:pStyle w:val="BodyText"/>
-      </w:pPr>
-      <w:r>
-        <w:rPr>
-          <w:rStyle w:val="VerbatimChar"/>
-          <w:b/>
-          <w:bCs/>
-        </w:rPr>
-        <w:t xml:space="preserve">form.hero.subline</w:t>
-      </w:r>
-    </w:p>
-    <w:p>
-      <w:pPr>
-        <w:pStyle w:val="BodyText"/>
-      </w:pPr>
-      <w:r>
-        <w:t xml:space="preserve">EN — All enquiries are treated with the utmost discretion.</w:t>
-      </w:r>
-      <w:r>
-        <w:br/>
-      </w:r>
-      <w:r>
-        <w:t xml:space="preserve">FR — Toutes les demandes sont traitées avec la plus grande discrétion.</w:t>
-      </w:r>
-      <w:r>
-        <w:br/>
-      </w:r>
-      <w:r>
-        <w:t xml:space="preserve">ES — Todas las consultas se tratan con la máxima discreción.</w:t>
       </w:r>
     </w:p>
     <w:bookmarkEnd w:id="24"/>
@@ -3213,39 +2223,6 @@
           <w:b/>
           <w:bCs/>
         </w:rPr>
-        <w:t xml:space="preserve">home.hero.eyebrow</w:t>
-      </w:r>
-    </w:p>
-    <w:p>
-      <w:pPr>
-        <w:pStyle w:val="BodyText"/>
-      </w:pPr>
-      <w:r>
-        <w:t xml:space="preserve">EN — Home</w:t>
-      </w:r>
-      <w:r>
-        <w:br/>
-      </w:r>
-      <w:r>
-        <w:t xml:space="preserve">FR — Accueil</w:t>
-      </w:r>
-      <w:r>
-        <w:br/>
-      </w:r>
-      <w:r>
-        <w:t xml:space="preserve">ES — Inicio</w:t>
-      </w:r>
-    </w:p>
-    <w:p>
-      <w:pPr>
-        <w:pStyle w:val="BodyText"/>
-      </w:pPr>
-      <w:r>
-        <w:rPr>
-          <w:rStyle w:val="VerbatimChar"/>
-          <w:b/>
-          <w:bCs/>
-        </w:rPr>
         <w:t xml:space="preserve">home.hero.alt</w:t>
       </w:r>
     </w:p>
@@ -3498,39 +2475,6 @@
       </w:r>
       <w:r>
         <w:t xml:space="preserve">ES — Todos nuestros servicios se prestan sobre una sólida base jurídica, garantizando la protección de sus intereses en cada etapa.</w:t>
-      </w:r>
-    </w:p>
-    <w:p>
-      <w:pPr>
-        <w:pStyle w:val="BodyText"/>
-      </w:pPr>
-      <w:r>
-        <w:rPr>
-          <w:rStyle w:val="VerbatimChar"/>
-          <w:b/>
-          <w:bCs/>
-        </w:rPr>
-        <w:t xml:space="preserve">home.intro.sideLink.label</w:t>
-      </w:r>
-    </w:p>
-    <w:p>
-      <w:pPr>
-        <w:pStyle w:val="BodyText"/>
-      </w:pPr>
-      <w:r>
-        <w:t xml:space="preserve">EN — Legal Practice</w:t>
-      </w:r>
-      <w:r>
-        <w:br/>
-      </w:r>
-      <w:r>
-        <w:t xml:space="preserve">FR — Cabinet juridique</w:t>
-      </w:r>
-      <w:r>
-        <w:br/>
-      </w:r>
-      <w:r>
-        <w:t xml:space="preserve">ES — Despacho jurídico</w:t>
       </w:r>
     </w:p>
     <w:bookmarkStart w:id="32" w:name="home.practiceareas0-property"/>
@@ -4144,39 +3088,6 @@
           <w:b/>
           <w:bCs/>
         </w:rPr>
-        <w:t xml:space="preserve">about.hero.eyebrow</w:t>
-      </w:r>
-    </w:p>
-    <w:p>
-      <w:pPr>
-        <w:pStyle w:val="BodyText"/>
-      </w:pPr>
-      <w:r>
-        <w:t xml:space="preserve">EN — About Us</w:t>
-      </w:r>
-      <w:r>
-        <w:br/>
-      </w:r>
-      <w:r>
-        <w:t xml:space="preserve">FR — À propos</w:t>
-      </w:r>
-      <w:r>
-        <w:br/>
-      </w:r>
-      <w:r>
-        <w:t xml:space="preserve">ES — Nosotros</w:t>
-      </w:r>
-    </w:p>
-    <w:p>
-      <w:pPr>
-        <w:pStyle w:val="BodyText"/>
-      </w:pPr>
-      <w:r>
-        <w:rPr>
-          <w:rStyle w:val="VerbatimChar"/>
-          <w:b/>
-          <w:bCs/>
-        </w:rPr>
         <w:t xml:space="preserve">about.hero.title</w:t>
       </w:r>
     </w:p>
@@ -5996,39 +4907,6 @@
           <w:b/>
           <w:bCs/>
         </w:rPr>
-        <w:t xml:space="preserve">legal.hero.eyebrow</w:t>
-      </w:r>
-    </w:p>
-    <w:p>
-      <w:pPr>
-        <w:pStyle w:val="BodyText"/>
-      </w:pPr>
-      <w:r>
-        <w:t xml:space="preserve">EN — Legal</w:t>
-      </w:r>
-      <w:r>
-        <w:br/>
-      </w:r>
-      <w:r>
-        <w:t xml:space="preserve">FR — Conseil juridique</w:t>
-      </w:r>
-      <w:r>
-        <w:br/>
-      </w:r>
-      <w:r>
-        <w:t xml:space="preserve">ES — Asesoramiento jurídico</w:t>
-      </w:r>
-    </w:p>
-    <w:p>
-      <w:pPr>
-        <w:pStyle w:val="BodyText"/>
-      </w:pPr>
-      <w:r>
-        <w:rPr>
-          <w:rStyle w:val="VerbatimChar"/>
-          <w:b/>
-          <w:bCs/>
-        </w:rPr>
         <w:t xml:space="preserve">legal.hero.title</w:t>
       </w:r>
     </w:p>
@@ -6050,39 +4928,6 @@
       </w:r>
       <w:r>
         <w:t xml:space="preserve">ES — La experiencia jurídica, en el centro de nuestro trabajo</w:t>
-      </w:r>
-    </w:p>
-    <w:p>
-      <w:pPr>
-        <w:pStyle w:val="BodyText"/>
-      </w:pPr>
-      <w:r>
-        <w:rPr>
-          <w:rStyle w:val="VerbatimChar"/>
-          <w:b/>
-          <w:bCs/>
-        </w:rPr>
-        <w:t xml:space="preserve">legal.hero.subline</w:t>
-      </w:r>
-    </w:p>
-    <w:p>
-      <w:pPr>
-        <w:pStyle w:val="BodyText"/>
-      </w:pPr>
-      <w:r>
-        <w:t xml:space="preserve">EN — (empty)</w:t>
-      </w:r>
-      <w:r>
-        <w:br/>
-      </w:r>
-      <w:r>
-        <w:t xml:space="preserve">FR — (empty)</w:t>
-      </w:r>
-      <w:r>
-        <w:br/>
-      </w:r>
-      <w:r>
-        <w:t xml:space="preserve">ES — (empty)</w:t>
       </w:r>
     </w:p>
     <w:p>
@@ -7723,39 +6568,6 @@
           <w:b/>
           <w:bCs/>
         </w:rPr>
-        <w:t xml:space="preserve">property.hero.eyebrow</w:t>
-      </w:r>
-    </w:p>
-    <w:p>
-      <w:pPr>
-        <w:pStyle w:val="BodyText"/>
-      </w:pPr>
-      <w:r>
-        <w:t xml:space="preserve">EN — Property</w:t>
-      </w:r>
-      <w:r>
-        <w:br/>
-      </w:r>
-      <w:r>
-        <w:t xml:space="preserve">FR — Propriété</w:t>
-      </w:r>
-      <w:r>
-        <w:br/>
-      </w:r>
-      <w:r>
-        <w:t xml:space="preserve">ES — Propiedad</w:t>
-      </w:r>
-    </w:p>
-    <w:p>
-      <w:pPr>
-        <w:pStyle w:val="BodyText"/>
-      </w:pPr>
-      <w:r>
-        <w:rPr>
-          <w:rStyle w:val="VerbatimChar"/>
-          <w:b/>
-          <w:bCs/>
-        </w:rPr>
         <w:t xml:space="preserve">property.hero.title</w:t>
       </w:r>
     </w:p>
@@ -8247,39 +7059,6 @@
           <w:b/>
           <w:bCs/>
         </w:rPr>
-        <w:t xml:space="preserve">property.crossLink.left.eyebrow</w:t>
-      </w:r>
-    </w:p>
-    <w:p>
-      <w:pPr>
-        <w:pStyle w:val="BodyText"/>
-      </w:pPr>
-      <w:r>
-        <w:t xml:space="preserve">EN — Property advice, grounded in legal expertise</w:t>
-      </w:r>
-      <w:r>
-        <w:br/>
-      </w:r>
-      <w:r>
-        <w:t xml:space="preserve">FR — Le conseil immobilier, fondé sur l’expertise juridique.</w:t>
-      </w:r>
-      <w:r>
-        <w:br/>
-      </w:r>
-      <w:r>
-        <w:t xml:space="preserve">ES — Asesoramiento inmobiliario respaldado por experiencia jurídica.</w:t>
-      </w:r>
-    </w:p>
-    <w:p>
-      <w:pPr>
-        <w:pStyle w:val="BodyText"/>
-      </w:pPr>
-      <w:r>
-        <w:rPr>
-          <w:rStyle w:val="VerbatimChar"/>
-          <w:b/>
-          <w:bCs/>
-        </w:rPr>
         <w:t xml:space="preserve">property.crossLink.left.heading</w:t>
       </w:r>
     </w:p>
@@ -8532,39 +7311,6 @@
       </w:r>
       <w:r>
         <w:t xml:space="preserve">ES — Explorar servicios jurídicos</w:t>
-      </w:r>
-    </w:p>
-    <w:p>
-      <w:pPr>
-        <w:pStyle w:val="BodyText"/>
-      </w:pPr>
-      <w:r>
-        <w:rPr>
-          <w:rStyle w:val="VerbatimChar"/>
-          <w:b/>
-          <w:bCs/>
-        </w:rPr>
-        <w:t xml:space="preserve">property.crossLink.right.eyebrow</w:t>
-      </w:r>
-    </w:p>
-    <w:p>
-      <w:pPr>
-        <w:pStyle w:val="BodyText"/>
-      </w:pPr>
-      <w:r>
-        <w:t xml:space="preserve">EN — Beyond the transaction</w:t>
-      </w:r>
-      <w:r>
-        <w:br/>
-      </w:r>
-      <w:r>
-        <w:t xml:space="preserve">FR — Au-delà de la transaction</w:t>
-      </w:r>
-      <w:r>
-        <w:br/>
-      </w:r>
-      <w:r>
-        <w:t xml:space="preserve">ES — Más allá de la operación</w:t>
       </w:r>
     </w:p>
     <w:p>
@@ -8944,39 +7690,6 @@
     <w:p>
       <w:pPr>
         <w:pStyle w:val="FirstParagraph"/>
-      </w:pPr>
-      <w:r>
-        <w:rPr>
-          <w:rStyle w:val="VerbatimChar"/>
-          <w:b/>
-          <w:bCs/>
-        </w:rPr>
-        <w:t xml:space="preserve">privateClient.hero.eyebrow</w:t>
-      </w:r>
-    </w:p>
-    <w:p>
-      <w:pPr>
-        <w:pStyle w:val="BodyText"/>
-      </w:pPr>
-      <w:r>
-        <w:t xml:space="preserve">EN — Private Client Services</w:t>
-      </w:r>
-      <w:r>
-        <w:br/>
-      </w:r>
-      <w:r>
-        <w:t xml:space="preserve">FR — Clientèle Privée</w:t>
-      </w:r>
-      <w:r>
-        <w:br/>
-      </w:r>
-      <w:r>
-        <w:t xml:space="preserve">ES — Clientes Privados</w:t>
-      </w:r>
-    </w:p>
-    <w:p>
-      <w:pPr>
-        <w:pStyle w:val="BodyText"/>
       </w:pPr>
       <w:r>
         <w:rPr>
